--- a/_inbox/PDI/07-gestao-projetos-tecnicos/atividade-1/7-apresentacao/pdi-gestao-projetos-tecnicos-a1.docx
+++ b/_inbox/PDI/07-gestao-projetos-tecnicos/atividade-1/7-apresentacao/pdi-gestao-projetos-tecnicos-a1.docx
@@ -24,7 +24,7 @@
           <w:b/>
           <w:sz w:val="46"/>
         </w:rPr>
-        <w:t>Scoping e Estimativas Tecnicas: decomposicao, buffers e cone da incerteza</w:t>
+        <w:t>Scoping e Estimativas Técnicas: decomposição, buffers e cone da incerteza</w:t>
       </w:r>
     </w:p>
     <w:p>
@@ -36,7 +36,7 @@
           <w:color w:val="6B7A8A"/>
           <w:sz w:val="24"/>
         </w:rPr>
-        <w:t>Documento Tecnico de PDI</w:t>
+        <w:t>Documento Técnico de PDI</w:t>
       </w:r>
     </w:p>
     <w:p>
@@ -72,7 +72,7 @@
           <w:color w:val="495560"/>
           <w:sz w:val="22"/>
         </w:rPr>
-        <w:t>Area: Automacao &amp; Infraestrutura</w:t>
+        <w:t>Área: Automação &amp; Infraestrutura</w:t>
         <w:br/>
       </w:r>
       <w:r>
@@ -102,12 +102,12 @@
     </w:p>
     <w:p>
       <w:r>
-        <w:t>A area de Automacao &amp; Infraestrutura da FV Marketing entrega automacoes, integracoes e relatorios dos quais a operacao depende para campanhas e decisoes semanais. Os compromissos de prazo saiam como numero unico, sem escopo escrito e sem buffer.</w:t>
+        <w:t>A área de Automação &amp; Infraestrutura da FV Marketing entrega automações, integrações e relatórios dos quais a operação depende para campanhas e decisões semanais. Os compromissos de prazo saíam como número único, sem escopo escrito e sem buffer.</w:t>
       </w:r>
     </w:p>
     <w:p>
       <w:r>
-        <w:t>O resultado era estouro recorrente, retrabalho de ultima hora e perda de credibilidade: a operacao parou de confiar nos prazos e passou a planejar com margem propria, o que atrasa campanhas.</w:t>
+        <w:t>O resultado era estouro recorrente, retrabalho de última hora e perda de credibilidade: a operação parou de confiar nos prazos e passou a planejar com margem própria, o que atrasa campanhas.</w:t>
       </w:r>
     </w:p>
     <w:p>
@@ -118,12 +118,12 @@
         <w:rPr>
           <w:color w:val="8B1E1E"/>
         </w:rPr>
-        <w:t>2. Diagnostico</w:t>
+        <w:t>2. Diagnóstico</w:t>
       </w:r>
     </w:p>
     <w:p>
       <w:r>
-        <w:t>Amostra de 6 entregas (ago/2026): desvio medio de 60% entre estimado e real, e so 30% tinham escopo escrito. Causas: pacotes grandes demais, estimativa sem consultar o executor, buffer cortado por pressao e escopo mudando sem reestimativa.</w:t>
+        <w:t>Amostra de 6 entregas (ago/2026): desvio médio de 60% entre estimado e real, e só 30% tinham escopo escrito. Causas: pacotes grandes demais, estimativa sem consultar o executor, buffer cortado por pressão e escopo mudando sem reestimativa.</w:t>
       </w:r>
     </w:p>
     <w:p>
@@ -131,7 +131,7 @@
         <w:pStyle w:val="ListBullet"/>
       </w:pPr>
       <w:r>
-        <w:t>Numero unico comunica certeza que nao existe</w:t>
+        <w:t>Número único comunica certeza que não existe</w:t>
       </w:r>
     </w:p>
     <w:p>
@@ -147,7 +147,7 @@
         <w:pStyle w:val="ListBullet"/>
       </w:pPr>
       <w:r>
-        <w:t>Sem historico, cada estimativa recomeca do zero</w:t>
+        <w:t>Sem histórico, cada estimativa recomeca do zero</w:t>
       </w:r>
     </w:p>
     <w:p>
@@ -158,12 +158,12 @@
         <w:rPr>
           <w:color w:val="8B1E1E"/>
         </w:rPr>
-        <w:t>3. Solucao</w:t>
+        <w:t>3. Solução</w:t>
       </w:r>
     </w:p>
     <w:p>
       <w:r>
-        <w:t>Metodo repetivel em 5 passos: checklist de scoping (Definition of Ready), decomposicao em pacotes de ate 1 dia, estimativa de 3 pontos com PERT, buffer visivel de 20% e faixa do cone da incerteza revisada em 3 marcos.</w:t>
+        <w:t>Método repetível em 5 passos: checklist de scoping (Definition of Ready), decomposição em pacotes de até 1 dia, estimativa de 3 pontos com PERT, buffer visível de 20% e faixa do cone da incerteza revisada em 3 marcos.</w:t>
       </w:r>
     </w:p>
     <w:p>
@@ -179,7 +179,7 @@
         <w:pStyle w:val="ListBullet"/>
       </w:pPr>
       <w:r>
-        <w:t>planilha-estimativa.md: template + exemplo real do relatorio semanal (6 pacotes, 17h + 3,4h buffer, 4 dias uteis)</w:t>
+        <w:t>planilha-estimativa.md: template + exemplo real do relatório semanal (6 pacotes, 17h + 3,4h buffer, 4 dias úteis)</w:t>
       </w:r>
     </w:p>
     <w:p>
@@ -244,7 +244,7 @@
           </w:tcPr>
           <w:p>
             <w:r>
-              <w:t>Conteudo</w:t>
+              <w:t>Conteúdo</w:t>
             </w:r>
           </w:p>
         </w:tc>
@@ -266,7 +266,7 @@
           </w:tcPr>
           <w:p>
             <w:r>
-              <w:t>Regras de decomposicao, PERT, buffer, cone e anti-padroes</w:t>
+              <w:t>Regras de decomposição, PERT, buffer, cone e anti-padroes</w:t>
             </w:r>
           </w:p>
         </w:tc>
@@ -288,7 +288,7 @@
           </w:tcPr>
           <w:p>
             <w:r>
-              <w:t>Template reutilizavel + exemplo real preenchido</w:t>
+              <w:t>Template reutilizável + exemplo real preenchido</w:t>
             </w:r>
           </w:p>
         </w:tc>
@@ -310,7 +310,7 @@
           </w:tcPr>
           <w:p>
             <w:r>
-              <w:t>Definition of Ready pre estimativa</w:t>
+              <w:t>Definition of Ready pré-estimativa</w:t>
             </w:r>
           </w:p>
         </w:tc>
@@ -390,7 +390,7 @@
         <w:rPr>
           <w:color w:val="8B1E1E"/>
         </w:rPr>
-        <w:t>6. Metricas de sucesso</w:t>
+        <w:t>6. Métricas de sucesso</w:t>
       </w:r>
     </w:p>
     <w:tbl>
@@ -411,7 +411,7 @@
           </w:tcPr>
           <w:p>
             <w:r>
-              <w:t>Metrica</w:t>
+              <w:t>Métrica</w:t>
             </w:r>
           </w:p>
         </w:tc>
@@ -443,7 +443,7 @@
           </w:tcPr>
           <w:p>
             <w:r>
-              <w:t>Desvio medio estimado vs real</w:t>
+              <w:t>Desvio médio estimado vs real</w:t>
             </w:r>
           </w:p>
         </w:tc>
@@ -541,7 +541,7 @@
         <w:t xml:space="preserve">Nota: </w:t>
       </w:r>
       <w:r>
-        <w:t>Valores de meta sao projetados e serao medidos nas proximas 4 entregas com o metodo aplicado.</w:t>
+        <w:t>Valores de meta são projetados e serão medidos nas próximas 4 entregas com o método aplicado.</w:t>
       </w:r>
     </w:p>
     <w:sectPr>
